--- a/hin/docx/013.content.docx
+++ b/hin/docx/013.content.docx
@@ -19,7 +19,7 @@
         <w:rPr>
           <w:lang w:val="hi_IN" w:bidi="hi_IN"/>
         </w:rPr>
-        <w:t>Resource: Tyndale Open Study Notes</w:t>
+        <w:t>Resource: Aquifer Open Study Notes (Profiles)</w:t>
       </w:r>
       <w:r>
         <w:rPr>
@@ -112,7 +112,7 @@
         <w:rPr>
           <w:lang w:val="hi_IN" w:bidi="hi_IN"/>
         </w:rPr>
-        <w:t>Tyndale Open Study Notes</w:t>
+        <w:t>Aquifer Open Study Notes (Profiles)</w:t>
       </w:r>
     </w:p>
     <w:p>

--- a/hin/docx/013.content.docx
+++ b/hin/docx/013.content.docx
@@ -233,18 +233,12 @@
         </w:rPr>
         <w:t xml:space="preserve">भविष्यद्वक्ता दबोरा इस्राएल के शुरूआती न्यायियों में से एक थीं। वे प्रभु के प्रति निष्ठा और समर्पण रखने वाली स्त्री थीं। एक भविष्यद्वक्ता के रूप में, उन्होंने ईश्वरीय संदेश प्राप्त किए। एक न्यायी के रूप में, उन्होंने कानूनी विवादों का निपटारा किया। लोग अक्सर उन्हें "इस्राएल में माता" कहते थे (देखें </w:t>
       </w:r>
-      <w:hyperlink r:id="rId13">
-        <w:r>
-          <w:rPr>
-            <w:lang w:val="hi_IN" w:bidi="hi_IN"/>
-          </w:rPr>
-          <w:rPr>
-            <w:color w:val="0000EE"/>
-            <w:u w:val="single"/>
-          </w:rPr>
-          <w:t>न्या 5:7</w:t>
-        </w:r>
-      </w:hyperlink>
+      <w:r>
+        <w:rPr>
+          <w:lang w:val="hi_IN" w:bidi="hi_IN"/>
+        </w:rPr>
+        <w:t>न्या 5:7</w:t>
+      </w:r>
       <w:r>
         <w:rPr>
           <w:lang w:val="hi_IN" w:bidi="hi_IN"/>
@@ -277,36 +271,24 @@
         </w:rPr>
         <w:t>" (</w:t>
       </w:r>
-      <w:hyperlink r:id="rId14">
-        <w:r>
-          <w:rPr>
-            <w:lang w:val="hi_IN" w:bidi="hi_IN"/>
-          </w:rPr>
-          <w:rPr>
-            <w:color w:val="0000EE"/>
-            <w:u w:val="single"/>
-          </w:rPr>
-          <w:t>न्या 4:1</w:t>
-        </w:r>
-      </w:hyperlink>
+      <w:r>
+        <w:rPr>
+          <w:lang w:val="hi_IN" w:bidi="hi_IN"/>
+        </w:rPr>
+        <w:t>न्या 4:1</w:t>
+      </w:r>
       <w:r>
         <w:rPr>
           <w:lang w:val="hi_IN" w:bidi="hi_IN"/>
         </w:rPr>
         <w:t>)। इसलिए, परमेश्वर ने इस्राएल को एक उत्पीड़क, कनान के याबीन के हाथों सौंप दिया। एक बार फिर, इस्राएल ने प्रभु से सहायता के लिए दोहाई दी (</w:t>
       </w:r>
-      <w:hyperlink r:id="rId15">
-        <w:r>
-          <w:rPr>
-            <w:lang w:val="hi_IN" w:bidi="hi_IN"/>
-          </w:rPr>
-          <w:rPr>
-            <w:color w:val="0000EE"/>
-            <w:u w:val="single"/>
-          </w:rPr>
-          <w:t>न्या 4:3</w:t>
-        </w:r>
-      </w:hyperlink>
+      <w:r>
+        <w:rPr>
+          <w:lang w:val="hi_IN" w:bidi="hi_IN"/>
+        </w:rPr>
+        <w:t>न्या 4:3</w:t>
+      </w:r>
       <w:r>
         <w:rPr>
           <w:lang w:val="hi_IN" w:bidi="hi_IN"/>
@@ -327,18 +309,12 @@
         </w:rPr>
         <w:t>परमेश्वर ने दबोरा के माध्यम से बाराक को बुलाया कि वह याबीन की सेना के सेनापति सीसरा से लड़ने के लिए जाए। हालांकि, बाराक उत्साही या साहसी नहीं थे। उन्होंने दबोरा से उनके साथ चलने की जिद की। दबोरा ने सहमति जताई लेकिन चेतावनी दी कि विजय का श्रेय एक स्त्री को मिलेगा, बाराक को नहीं। यह सच साबित हुआ जब बाराक ने सीसरा और उसकी सेना को हराया, लेकिन सीसरा को मारने वाली स्त्री याएल को श्रेय मिला। बाराक ने बहुत कम साहस या नेतृत्व दिखाया। यह दबोरा और याएल के साहस और नेतृत्व से बहुत अलग था। दबोरा के कार्यों के कारण इस्राएल को चालीस वर्षों तक शांति मिली (</w:t>
       </w:r>
-      <w:hyperlink r:id="rId16">
-        <w:r>
-          <w:rPr>
-            <w:lang w:val="hi_IN" w:bidi="hi_IN"/>
-          </w:rPr>
-          <w:rPr>
-            <w:color w:val="0000EE"/>
-            <w:u w:val="single"/>
-          </w:rPr>
-          <w:t>न्या 5:31</w:t>
-        </w:r>
-      </w:hyperlink>
+      <w:r>
+        <w:rPr>
+          <w:lang w:val="hi_IN" w:bidi="hi_IN"/>
+        </w:rPr>
+        <w:t>न्या 5:31</w:t>
+      </w:r>
       <w:r>
         <w:rPr>
           <w:lang w:val="hi_IN" w:bidi="hi_IN"/>
@@ -368,18 +344,12 @@
           <w:lang w:val="hi_IN" w:bidi="hi_IN"/>
         </w:rPr>
       </w:r>
-      <w:hyperlink r:id="rId17">
-        <w:r>
-          <w:rPr>
-            <w:lang w:val="hi_IN" w:bidi="hi_IN"/>
-          </w:rPr>
-          <w:rPr>
-            <w:color w:val="0000EE"/>
-            <w:u w:val="single"/>
-          </w:rPr>
-          <w:t>न्यायियों 4:1–5:31</w:t>
-        </w:r>
-      </w:hyperlink>
+      <w:r>
+        <w:rPr>
+          <w:lang w:val="hi_IN" w:bidi="hi_IN"/>
+        </w:rPr>
+        <w:t>न्यायियों 4:1–5:31</w:t>
+      </w:r>
       <w:r>
         <w:rPr>
           <w:lang w:val="hi_IN" w:bidi="hi_IN"/>
@@ -442,72 +412,48 @@
         </w:rPr>
         <w:t>दाऊद का जन्म बैतलहम में यिशै के सबसे छोटे पुत्र के रूप में हुआ था। उनके परिवार का इतिहास यहूदा तक जाता है (</w:t>
       </w:r>
-      <w:hyperlink r:id="rId18">
-        <w:r>
-          <w:rPr>
-            <w:lang w:val="hi_IN" w:bidi="hi_IN"/>
-          </w:rPr>
-          <w:rPr>
-            <w:color w:val="0000EE"/>
-            <w:u w:val="single"/>
-          </w:rPr>
-          <w:t>रूत 4:18–22</w:t>
-        </w:r>
-      </w:hyperlink>
+      <w:r>
+        <w:rPr>
+          <w:lang w:val="hi_IN" w:bidi="hi_IN"/>
+        </w:rPr>
+        <w:t>रूत 4:18–22</w:t>
+      </w:r>
       <w:r>
         <w:rPr>
           <w:lang w:val="hi_IN" w:bidi="hi_IN"/>
         </w:rPr>
         <w:t xml:space="preserve">; </w:t>
       </w:r>
-      <w:hyperlink r:id="rId19">
-        <w:r>
-          <w:rPr>
-            <w:lang w:val="hi_IN" w:bidi="hi_IN"/>
-          </w:rPr>
-          <w:rPr>
-            <w:color w:val="0000EE"/>
-            <w:u w:val="single"/>
-          </w:rPr>
-          <w:t>1 इति 2:3–15</w:t>
-        </w:r>
-      </w:hyperlink>
+      <w:r>
+        <w:rPr>
+          <w:lang w:val="hi_IN" w:bidi="hi_IN"/>
+        </w:rPr>
+        <w:t>1 इति 2:3–15</w:t>
+      </w:r>
       <w:r>
         <w:rPr>
           <w:lang w:val="hi_IN" w:bidi="hi_IN"/>
         </w:rPr>
         <w:t xml:space="preserve">; </w:t>
       </w:r>
-      <w:hyperlink r:id="rId20">
-        <w:r>
-          <w:rPr>
-            <w:lang w:val="hi_IN" w:bidi="hi_IN"/>
-          </w:rPr>
-          <w:rPr>
-            <w:color w:val="0000EE"/>
-            <w:u w:val="single"/>
-          </w:rPr>
-          <w:t>मत्ती 1:3–6</w:t>
-        </w:r>
-      </w:hyperlink>
+      <w:r>
+        <w:rPr>
+          <w:lang w:val="hi_IN" w:bidi="hi_IN"/>
+        </w:rPr>
+        <w:t>मत्ती 1:3–6</w:t>
+      </w:r>
       <w:r>
         <w:rPr>
           <w:lang w:val="hi_IN" w:bidi="hi_IN"/>
         </w:rPr>
         <w:t xml:space="preserve">; </w:t>
       </w:r>
-      <w:hyperlink r:id="rId21">
-        <w:r>
-          <w:rPr>
-            <w:lang w:val="hi_IN" w:bidi="hi_IN"/>
-          </w:rPr>
-          <w:rPr>
-            <w:color w:val="0000EE"/>
-            <w:u w:val="single"/>
-          </w:rPr>
-          <w:t>लूका 3:31–33</w:t>
-        </w:r>
-      </w:hyperlink>
+      <w:r>
+        <w:rPr>
+          <w:lang w:val="hi_IN" w:bidi="hi_IN"/>
+        </w:rPr>
+        <w:t>लूका 3:31–33</w:t>
+      </w:r>
       <w:r>
         <w:rPr>
           <w:lang w:val="hi_IN" w:bidi="hi_IN"/>
@@ -528,72 +474,48 @@
         </w:rPr>
         <w:t>एक युवा पुरुष के रूप में, दाऊद एक साधारण चरवाहा थे, जो अपने पिता की भेड़ों की देखभाल करते थे (</w:t>
       </w:r>
-      <w:hyperlink r:id="rId22">
-        <w:r>
-          <w:rPr>
-            <w:lang w:val="hi_IN" w:bidi="hi_IN"/>
-          </w:rPr>
-          <w:rPr>
-            <w:color w:val="0000EE"/>
-            <w:u w:val="single"/>
-          </w:rPr>
-          <w:t>1 शमू 16:11</w:t>
-        </w:r>
-      </w:hyperlink>
+      <w:r>
+        <w:rPr>
+          <w:lang w:val="hi_IN" w:bidi="hi_IN"/>
+        </w:rPr>
+        <w:t>1 शमू 16:11</w:t>
+      </w:r>
       <w:r>
         <w:rPr>
           <w:lang w:val="hi_IN" w:bidi="hi_IN"/>
         </w:rPr>
         <w:t xml:space="preserve">; </w:t>
       </w:r>
-      <w:hyperlink r:id="rId23">
-        <w:r>
-          <w:rPr>
-            <w:lang w:val="hi_IN" w:bidi="hi_IN"/>
-          </w:rPr>
-          <w:rPr>
-            <w:color w:val="0000EE"/>
-            <w:u w:val="single"/>
-          </w:rPr>
-          <w:t>17:14–15</w:t>
-        </w:r>
-      </w:hyperlink>
+      <w:r>
+        <w:rPr>
+          <w:lang w:val="hi_IN" w:bidi="hi_IN"/>
+        </w:rPr>
+        <w:t>17:14–15</w:t>
+      </w:r>
       <w:r>
         <w:rPr>
           <w:lang w:val="hi_IN" w:bidi="hi_IN"/>
         </w:rPr>
         <w:t>)। उनका जीवन अप्रत्याशित रूप से तब बदल गया जब भविष्यद्वक्ता शमूएल ने यिशै से मुलाकात की और दाऊद को इस्राएल के भविष्य के राजा के रूप में अभिषिक्त किया। हालांकि, दाऊद एक तख्तापलट या हत्या के माध्यम से राजा नहीं बने। इसके बजाय, उन्होंने राजा शाऊल की निष्ठापूर्वक सेवा की। दाऊद ने पहले शाऊल की सेवा में एक संगीतकार के रूप में शामिल होकर, गाने बजाए जो शाऊल के परेशान मन को शांत करते थे (</w:t>
       </w:r>
-      <w:hyperlink r:id="rId24">
-        <w:r>
-          <w:rPr>
-            <w:lang w:val="hi_IN" w:bidi="hi_IN"/>
-          </w:rPr>
-          <w:rPr>
-            <w:color w:val="0000EE"/>
-            <w:u w:val="single"/>
-          </w:rPr>
-          <w:t>1 शमू 16:14–23</w:t>
-        </w:r>
-      </w:hyperlink>
+      <w:r>
+        <w:rPr>
+          <w:lang w:val="hi_IN" w:bidi="hi_IN"/>
+        </w:rPr>
+        <w:t>1 शमू 16:14–23</w:t>
+      </w:r>
       <w:r>
         <w:rPr>
           <w:lang w:val="hi_IN" w:bidi="hi_IN"/>
         </w:rPr>
         <w:t>)। यह भूमिका दाऊद के भविष्य में भजन संहिता के अनेक भजनों के रचयिता बनने की ओर संकेत करती थी। प्रसिद्ध पलिश्ती वीर गोलियत को एकल युद्ध में हराकर युवा दाऊद ने शाऊल की मदद भी की (</w:t>
       </w:r>
-      <w:hyperlink r:id="rId25">
-        <w:r>
-          <w:rPr>
-            <w:lang w:val="hi_IN" w:bidi="hi_IN"/>
-          </w:rPr>
-          <w:rPr>
-            <w:color w:val="0000EE"/>
-            <w:u w:val="single"/>
-          </w:rPr>
-          <w:t>1 शमू 17:32–51</w:t>
-        </w:r>
-      </w:hyperlink>
+      <w:r>
+        <w:rPr>
+          <w:lang w:val="hi_IN" w:bidi="hi_IN"/>
+        </w:rPr>
+        <w:t>1 शमू 17:32–51</w:t>
+      </w:r>
       <w:r>
         <w:rPr>
           <w:lang w:val="hi_IN" w:bidi="hi_IN"/>
@@ -642,18 +564,12 @@
         </w:rPr>
         <w:t>संयुक्त इस्राएल के राजा के रूप में, दाऊद ने राज्य को सुदृढ़ किया। उन्होंने और उनके लोगों ने यरूशलेम को यबूसियों से जीतकर अपनी राजधानी बना लिया। उन्होंने पलिश्तियों को भूमि छोड़ने के लिए मजबूर किया। दाऊद वाचा के सन्दूक को फिर से यरूशलेम में लाए। वह परमेश्वर के लिए यरूशलेम में एक स्थायी मन्दिर बनाना चाहते थे ताकि तम्बू की जगह ले सके। परमेश्वर ने इस इच्छा को अस्वीकार कर दिया, लेकिन दाऊद के प्रति प्रेम दिखाया और उनके साथ एक वाचा (विशेष समझौता) किया, और उनके राजवंश को हमेशा के लिए स्थापित किया (</w:t>
       </w:r>
-      <w:hyperlink r:id="rId26">
-        <w:r>
-          <w:rPr>
-            <w:lang w:val="hi_IN" w:bidi="hi_IN"/>
-          </w:rPr>
-          <w:rPr>
-            <w:color w:val="0000EE"/>
-            <w:u w:val="single"/>
-          </w:rPr>
-          <w:t>2 शमू 7</w:t>
-        </w:r>
-      </w:hyperlink>
+      <w:r>
+        <w:rPr>
+          <w:lang w:val="hi_IN" w:bidi="hi_IN"/>
+        </w:rPr>
+        <w:t>2 शमू 7</w:t>
+      </w:r>
       <w:r>
         <w:rPr>
           <w:lang w:val="hi_IN" w:bidi="hi_IN"/>
@@ -674,54 +590,36 @@
         </w:rPr>
         <w:t xml:space="preserve">दाऊद का जीवन जल्द ही खराब होने लगा (देखें </w:t>
       </w:r>
-      <w:hyperlink r:id="rId27">
-        <w:r>
-          <w:rPr>
-            <w:lang w:val="hi_IN" w:bidi="hi_IN"/>
-          </w:rPr>
-          <w:rPr>
-            <w:color w:val="0000EE"/>
-            <w:u w:val="single"/>
-          </w:rPr>
-          <w:t>2 शमू 11–12</w:t>
-        </w:r>
-      </w:hyperlink>
+      <w:r>
+        <w:rPr>
+          <w:lang w:val="hi_IN" w:bidi="hi_IN"/>
+        </w:rPr>
+        <w:t>2 शमू 11–12</w:t>
+      </w:r>
       <w:r>
         <w:rPr>
           <w:lang w:val="hi_IN" w:bidi="hi_IN"/>
         </w:rPr>
         <w:t xml:space="preserve">)। जब उन्हें अपनी सेना के साथ होना चाहिए था, वह राजभवन की छत पर थे। उन्होंने बतशेबा नाम की एक सुंदर महिला को स्नान करते देखा और उसकी चाहत की। इसलिए, उस समय के अन्य शक्तिशाली राजाओं की तरह जिन्होंने जो चाहा वह ले लिया, उन्होंने बतशेबा को ले लिया। वह गर्भवती हो गईं, और उनके व्यभिचार को छुपाने का उनका प्रयास विफल हो गया, जिससे दाऊद निराश थे, इसलिए उन्होंने उसके पति, ऊरिय्याह, को मरवा दिया। हालांकि, दाऊद जैसा महान राजा भी परमेश्वर से अपने रहस्यों को नहीं छिपा सकता था। परमेश्वर ने अपने भविष्यद्वक्ता नातान को दाऊद का सामना करने के लिए भेजा। दाऊद को अपने किए पर पछतावा हुआ (देखें </w:t>
       </w:r>
-      <w:hyperlink r:id="rId28">
-        <w:r>
-          <w:rPr>
-            <w:lang w:val="hi_IN" w:bidi="hi_IN"/>
-          </w:rPr>
-          <w:rPr>
-            <w:color w:val="0000EE"/>
-            <w:u w:val="single"/>
-          </w:rPr>
-          <w:t>भज 32</w:t>
-        </w:r>
-      </w:hyperlink>
+      <w:r>
+        <w:rPr>
+          <w:lang w:val="hi_IN" w:bidi="hi_IN"/>
+        </w:rPr>
+        <w:t>भज 32</w:t>
+      </w:r>
       <w:r>
         <w:rPr>
           <w:lang w:val="hi_IN" w:bidi="hi_IN"/>
         </w:rPr>
         <w:t xml:space="preserve">, </w:t>
       </w:r>
-      <w:hyperlink r:id="rId29">
-        <w:r>
-          <w:rPr>
-            <w:lang w:val="hi_IN" w:bidi="hi_IN"/>
-          </w:rPr>
-          <w:rPr>
-            <w:color w:val="0000EE"/>
-            <w:u w:val="single"/>
-          </w:rPr>
-          <w:t>51</w:t>
-        </w:r>
-      </w:hyperlink>
+      <w:r>
+        <w:rPr>
+          <w:lang w:val="hi_IN" w:bidi="hi_IN"/>
+        </w:rPr>
+        <w:t>51</w:t>
+      </w:r>
       <w:r>
         <w:rPr>
           <w:lang w:val="hi_IN" w:bidi="hi_IN"/>
@@ -742,108 +640,72 @@
         </w:rPr>
         <w:t>उस समय से, दाऊद के परिवार में कई समस्याएँ और संघर्ष उत्पन्न हो गए। दाऊद के पुत्र अम्नोन ने अपनी सौतेली बहन तामार के साथ दुष्कर्म किया (</w:t>
       </w:r>
-      <w:hyperlink r:id="rId30">
-        <w:r>
-          <w:rPr>
-            <w:lang w:val="hi_IN" w:bidi="hi_IN"/>
-          </w:rPr>
-          <w:rPr>
-            <w:color w:val="0000EE"/>
-            <w:u w:val="single"/>
-          </w:rPr>
-          <w:t>2 शमू 13:1–14</w:t>
-        </w:r>
-      </w:hyperlink>
+      <w:r>
+        <w:rPr>
+          <w:lang w:val="hi_IN" w:bidi="hi_IN"/>
+        </w:rPr>
+        <w:t>2 शमू 13:1–14</w:t>
+      </w:r>
       <w:r>
         <w:rPr>
           <w:lang w:val="hi_IN" w:bidi="hi_IN"/>
         </w:rPr>
         <w:t>)। उसके भाई अबशालोम ने फिर अम्नोन की हत्या कर दी (</w:t>
       </w:r>
-      <w:hyperlink r:id="rId31">
-        <w:r>
-          <w:rPr>
-            <w:lang w:val="hi_IN" w:bidi="hi_IN"/>
-          </w:rPr>
-          <w:rPr>
-            <w:color w:val="0000EE"/>
-            <w:u w:val="single"/>
-          </w:rPr>
-          <w:t>2 शमू 13:20–29</w:t>
-        </w:r>
-      </w:hyperlink>
+      <w:r>
+        <w:rPr>
+          <w:lang w:val="hi_IN" w:bidi="hi_IN"/>
+        </w:rPr>
+        <w:t>2 शमू 13:20–29</w:t>
+      </w:r>
       <w:r>
         <w:rPr>
           <w:lang w:val="hi_IN" w:bidi="hi_IN"/>
         </w:rPr>
         <w:t>)। बाद में अबशालोम ने एक गृहयुद्ध छेड़ दिया क्योंकि वह अपने पिता के स्थाना पर राजा बनने का प्रयास कर रहा था (</w:t>
       </w:r>
-      <w:hyperlink r:id="rId32">
-        <w:r>
-          <w:rPr>
-            <w:lang w:val="hi_IN" w:bidi="hi_IN"/>
-          </w:rPr>
-          <w:rPr>
-            <w:color w:val="0000EE"/>
-            <w:u w:val="single"/>
-          </w:rPr>
-          <w:t>2 शमू 15–18</w:t>
-        </w:r>
-      </w:hyperlink>
+      <w:r>
+        <w:rPr>
+          <w:lang w:val="hi_IN" w:bidi="hi_IN"/>
+        </w:rPr>
+        <w:t>2 शमू 15–18</w:t>
+      </w:r>
       <w:r>
         <w:rPr>
           <w:lang w:val="hi_IN" w:bidi="hi_IN"/>
         </w:rPr>
         <w:t>)। एक और पुत्र, अदोनिय्याह, ने अपने पिता के जीवित रहते हुए स्वयं को राजा घोषित करके राजा बनने का प्रयास किया (</w:t>
       </w:r>
-      <w:hyperlink r:id="rId33">
-        <w:r>
-          <w:rPr>
-            <w:lang w:val="hi_IN" w:bidi="hi_IN"/>
-          </w:rPr>
-          <w:rPr>
-            <w:color w:val="0000EE"/>
-            <w:u w:val="single"/>
-          </w:rPr>
-          <w:t>1 रा 1:5–10</w:t>
-        </w:r>
-      </w:hyperlink>
+      <w:r>
+        <w:rPr>
+          <w:lang w:val="hi_IN" w:bidi="hi_IN"/>
+        </w:rPr>
+        <w:t>1 रा 1:5–10</w:t>
+      </w:r>
       <w:r>
         <w:rPr>
           <w:lang w:val="hi_IN" w:bidi="hi_IN"/>
         </w:rPr>
         <w:t>)। लेकिन दाऊद ने यह सुनिश्चित किया कि सुलैमान उनके बाद राजा बने (</w:t>
       </w:r>
-      <w:hyperlink r:id="rId34">
-        <w:r>
-          <w:rPr>
-            <w:lang w:val="hi_IN" w:bidi="hi_IN"/>
-          </w:rPr>
-          <w:rPr>
-            <w:color w:val="0000EE"/>
-            <w:u w:val="single"/>
-          </w:rPr>
-          <w:t>1 रा 1:28–40</w:t>
-        </w:r>
-      </w:hyperlink>
+      <w:r>
+        <w:rPr>
+          <w:lang w:val="hi_IN" w:bidi="hi_IN"/>
+        </w:rPr>
+        <w:t>1 रा 1:28–40</w:t>
+      </w:r>
       <w:r>
         <w:rPr>
           <w:lang w:val="hi_IN" w:bidi="hi_IN"/>
         </w:rPr>
         <w:t xml:space="preserve">)। जब दाऊद की मृत्यु हुई, सुलैमान राजा बने। सुलैमान दाऊद के परिवार से कई राजाओं में से पहले थे (जैसा कि </w:t>
       </w:r>
-      <w:hyperlink r:id="rId26">
-        <w:r>
-          <w:rPr>
-            <w:lang w:val="hi_IN" w:bidi="hi_IN"/>
-          </w:rPr>
-          <w:rPr>
-            <w:color w:val="0000EE"/>
-            <w:u w:val="single"/>
-          </w:rPr>
-          <w:t>2 शमू 7</w:t>
-        </w:r>
-      </w:hyperlink>
+      <w:r>
+        <w:rPr>
+          <w:lang w:val="hi_IN" w:bidi="hi_IN"/>
+        </w:rPr>
+        <w:t>2 शमू 7</w:t>
+      </w:r>
       <w:r>
         <w:rPr>
           <w:lang w:val="hi_IN" w:bidi="hi_IN"/>
@@ -890,252 +752,168 @@
         </w:rPr>
         <w:t>" (</w:t>
       </w:r>
-      <w:hyperlink r:id="rId35">
-        <w:r>
-          <w:rPr>
-            <w:lang w:val="hi_IN" w:bidi="hi_IN"/>
-          </w:rPr>
-          <w:rPr>
-            <w:color w:val="0000EE"/>
-            <w:u w:val="single"/>
-          </w:rPr>
-          <w:t>2 शमू 7:16</w:t>
-        </w:r>
-      </w:hyperlink>
+      <w:r>
+        <w:rPr>
+          <w:lang w:val="hi_IN" w:bidi="hi_IN"/>
+        </w:rPr>
+        <w:t>2 शमू 7:16</w:t>
+      </w:r>
       <w:r>
         <w:rPr>
           <w:lang w:val="hi_IN" w:bidi="hi_IN"/>
         </w:rPr>
         <w:t xml:space="preserve">) का क्या? नया नियम यीशु का उल्लेख करता है। वे दाऊद के वंशज थे, और परमेश्वर ने उन्हें मसीह, या मसीह—अभिषिक्त राजा घोषित किया (देखें </w:t>
       </w:r>
-      <w:hyperlink r:id="rId36">
-        <w:r>
-          <w:rPr>
-            <w:lang w:val="hi_IN" w:bidi="hi_IN"/>
-          </w:rPr>
-          <w:rPr>
-            <w:color w:val="0000EE"/>
-            <w:u w:val="single"/>
-          </w:rPr>
-          <w:t>मत्ती 1:1</w:t>
-        </w:r>
-      </w:hyperlink>
+      <w:r>
+        <w:rPr>
+          <w:lang w:val="hi_IN" w:bidi="hi_IN"/>
+        </w:rPr>
+        <w:t>मत्ती 1:1</w:t>
+      </w:r>
       <w:r>
         <w:rPr>
           <w:lang w:val="hi_IN" w:bidi="hi_IN"/>
         </w:rPr>
         <w:t xml:space="preserve">; </w:t>
       </w:r>
-      <w:hyperlink r:id="rId37">
-        <w:r>
-          <w:rPr>
-            <w:lang w:val="hi_IN" w:bidi="hi_IN"/>
-          </w:rPr>
-          <w:rPr>
-            <w:color w:val="0000EE"/>
-            <w:u w:val="single"/>
-          </w:rPr>
-          <w:t>9:27</w:t>
-        </w:r>
-      </w:hyperlink>
+      <w:r>
+        <w:rPr>
+          <w:lang w:val="hi_IN" w:bidi="hi_IN"/>
+        </w:rPr>
+        <w:t>9:27</w:t>
+      </w:r>
       <w:r>
         <w:rPr>
           <w:lang w:val="hi_IN" w:bidi="hi_IN"/>
         </w:rPr>
         <w:t xml:space="preserve">; </w:t>
       </w:r>
-      <w:hyperlink r:id="rId38">
-        <w:r>
-          <w:rPr>
-            <w:lang w:val="hi_IN" w:bidi="hi_IN"/>
-          </w:rPr>
-          <w:rPr>
-            <w:color w:val="0000EE"/>
-            <w:u w:val="single"/>
-          </w:rPr>
-          <w:t>12:23</w:t>
-        </w:r>
-      </w:hyperlink>
+      <w:r>
+        <w:rPr>
+          <w:lang w:val="hi_IN" w:bidi="hi_IN"/>
+        </w:rPr>
+        <w:t>12:23</w:t>
+      </w:r>
       <w:r>
         <w:rPr>
           <w:lang w:val="hi_IN" w:bidi="hi_IN"/>
         </w:rPr>
         <w:t xml:space="preserve">; </w:t>
       </w:r>
-      <w:hyperlink r:id="rId39">
-        <w:r>
-          <w:rPr>
-            <w:lang w:val="hi_IN" w:bidi="hi_IN"/>
-          </w:rPr>
-          <w:rPr>
-            <w:color w:val="0000EE"/>
-            <w:u w:val="single"/>
-          </w:rPr>
-          <w:t>मर 10:47–48</w:t>
-        </w:r>
-      </w:hyperlink>
+      <w:r>
+        <w:rPr>
+          <w:lang w:val="hi_IN" w:bidi="hi_IN"/>
+        </w:rPr>
+        <w:t>मर 10:47–48</w:t>
+      </w:r>
       <w:r>
         <w:rPr>
           <w:lang w:val="hi_IN" w:bidi="hi_IN"/>
         </w:rPr>
         <w:t xml:space="preserve">; </w:t>
       </w:r>
-      <w:hyperlink r:id="rId40">
-        <w:r>
-          <w:rPr>
-            <w:lang w:val="hi_IN" w:bidi="hi_IN"/>
-          </w:rPr>
-          <w:rPr>
-            <w:color w:val="0000EE"/>
-            <w:u w:val="single"/>
-          </w:rPr>
-          <w:t>11:10</w:t>
-        </w:r>
-      </w:hyperlink>
+      <w:r>
+        <w:rPr>
+          <w:lang w:val="hi_IN" w:bidi="hi_IN"/>
+        </w:rPr>
+        <w:t>11:10</w:t>
+      </w:r>
       <w:r>
         <w:rPr>
           <w:lang w:val="hi_IN" w:bidi="hi_IN"/>
         </w:rPr>
         <w:t xml:space="preserve">; </w:t>
       </w:r>
-      <w:hyperlink r:id="rId41">
-        <w:r>
-          <w:rPr>
-            <w:lang w:val="hi_IN" w:bidi="hi_IN"/>
-          </w:rPr>
-          <w:rPr>
-            <w:color w:val="0000EE"/>
-            <w:u w:val="single"/>
-          </w:rPr>
-          <w:t>12:35–37</w:t>
-        </w:r>
-      </w:hyperlink>
+      <w:r>
+        <w:rPr>
+          <w:lang w:val="hi_IN" w:bidi="hi_IN"/>
+        </w:rPr>
+        <w:t>12:35–37</w:t>
+      </w:r>
       <w:r>
         <w:rPr>
           <w:lang w:val="hi_IN" w:bidi="hi_IN"/>
         </w:rPr>
         <w:t xml:space="preserve">; </w:t>
       </w:r>
-      <w:hyperlink r:id="rId42">
-        <w:r>
-          <w:rPr>
-            <w:lang w:val="hi_IN" w:bidi="hi_IN"/>
-          </w:rPr>
-          <w:rPr>
-            <w:color w:val="0000EE"/>
-            <w:u w:val="single"/>
-          </w:rPr>
-          <w:t>लूका 18:38–39</w:t>
-        </w:r>
-      </w:hyperlink>
+      <w:r>
+        <w:rPr>
+          <w:lang w:val="hi_IN" w:bidi="hi_IN"/>
+        </w:rPr>
+        <w:t>लूका 18:38–39</w:t>
+      </w:r>
       <w:r>
         <w:rPr>
           <w:lang w:val="hi_IN" w:bidi="hi_IN"/>
         </w:rPr>
         <w:t xml:space="preserve">; </w:t>
       </w:r>
-      <w:hyperlink r:id="rId43">
-        <w:r>
-          <w:rPr>
-            <w:lang w:val="hi_IN" w:bidi="hi_IN"/>
-          </w:rPr>
-          <w:rPr>
-            <w:color w:val="0000EE"/>
-            <w:u w:val="single"/>
-          </w:rPr>
-          <w:t>20:41–44</w:t>
-        </w:r>
-      </w:hyperlink>
+      <w:r>
+        <w:rPr>
+          <w:lang w:val="hi_IN" w:bidi="hi_IN"/>
+        </w:rPr>
+        <w:t>20:41–44</w:t>
+      </w:r>
       <w:r>
         <w:rPr>
           <w:lang w:val="hi_IN" w:bidi="hi_IN"/>
         </w:rPr>
         <w:t xml:space="preserve">; </w:t>
       </w:r>
-      <w:hyperlink r:id="rId44">
-        <w:r>
-          <w:rPr>
-            <w:lang w:val="hi_IN" w:bidi="hi_IN"/>
-          </w:rPr>
-          <w:rPr>
-            <w:color w:val="0000EE"/>
-            <w:u w:val="single"/>
-          </w:rPr>
-          <w:t>यूह 7:42</w:t>
-        </w:r>
-      </w:hyperlink>
+      <w:r>
+        <w:rPr>
+          <w:lang w:val="hi_IN" w:bidi="hi_IN"/>
+        </w:rPr>
+        <w:t>यूह 7:42</w:t>
+      </w:r>
       <w:r>
         <w:rPr>
           <w:lang w:val="hi_IN" w:bidi="hi_IN"/>
         </w:rPr>
         <w:t xml:space="preserve">; </w:t>
       </w:r>
-      <w:hyperlink r:id="rId45">
-        <w:r>
-          <w:rPr>
-            <w:lang w:val="hi_IN" w:bidi="hi_IN"/>
-          </w:rPr>
-          <w:rPr>
-            <w:color w:val="0000EE"/>
-            <w:u w:val="single"/>
-          </w:rPr>
-          <w:t>प्रका 5:5</w:t>
-        </w:r>
-      </w:hyperlink>
+      <w:r>
+        <w:rPr>
+          <w:lang w:val="hi_IN" w:bidi="hi_IN"/>
+        </w:rPr>
+        <w:t>प्रका 5:5</w:t>
+      </w:r>
       <w:r>
         <w:rPr>
           <w:lang w:val="hi_IN" w:bidi="hi_IN"/>
         </w:rPr>
         <w:t xml:space="preserve">; </w:t>
       </w:r>
-      <w:hyperlink r:id="rId46">
-        <w:r>
-          <w:rPr>
-            <w:lang w:val="hi_IN" w:bidi="hi_IN"/>
-          </w:rPr>
-          <w:rPr>
-            <w:color w:val="0000EE"/>
-            <w:u w:val="single"/>
-          </w:rPr>
-          <w:t>22:16</w:t>
-        </w:r>
-      </w:hyperlink>
+      <w:r>
+        <w:rPr>
+          <w:lang w:val="hi_IN" w:bidi="hi_IN"/>
+        </w:rPr>
+        <w:t>22:16</w:t>
+      </w:r>
       <w:r>
         <w:rPr>
           <w:lang w:val="hi_IN" w:bidi="hi_IN"/>
         </w:rPr>
         <w:t xml:space="preserve">)। दाऊद का जीवन और शासन यीशु मसीह के मसीही शासन की पूर्वछाया है, जो हमेशा तक बना रहेगा (देखें </w:t>
       </w:r>
-      <w:hyperlink r:id="rId47">
-        <w:r>
-          <w:rPr>
-            <w:lang w:val="hi_IN" w:bidi="hi_IN"/>
-          </w:rPr>
-          <w:rPr>
-            <w:color w:val="0000EE"/>
-            <w:u w:val="single"/>
-          </w:rPr>
-          <w:t>लूका 1:32–33</w:t>
-        </w:r>
-      </w:hyperlink>
+      <w:r>
+        <w:rPr>
+          <w:lang w:val="hi_IN" w:bidi="hi_IN"/>
+        </w:rPr>
+        <w:t>लूका 1:32–33</w:t>
+      </w:r>
       <w:r>
         <w:rPr>
           <w:lang w:val="hi_IN" w:bidi="hi_IN"/>
         </w:rPr>
         <w:t xml:space="preserve">; </w:t>
       </w:r>
-      <w:hyperlink r:id="rId48">
-        <w:r>
-          <w:rPr>
-            <w:lang w:val="hi_IN" w:bidi="hi_IN"/>
-          </w:rPr>
-          <w:rPr>
-            <w:color w:val="0000EE"/>
-            <w:u w:val="single"/>
-          </w:rPr>
-          <w:t>प्रका 11:15</w:t>
-        </w:r>
-      </w:hyperlink>
+      <w:r>
+        <w:rPr>
+          <w:lang w:val="hi_IN" w:bidi="hi_IN"/>
+        </w:rPr>
+        <w:t>प्रका 11:15</w:t>
+      </w:r>
       <w:r>
         <w:rPr>
           <w:lang w:val="hi_IN" w:bidi="hi_IN"/>
@@ -1165,486 +943,324 @@
           <w:lang w:val="hi_IN" w:bidi="hi_IN"/>
         </w:rPr>
       </w:r>
-      <w:hyperlink r:id="rId49">
-        <w:r>
-          <w:rPr>
-            <w:lang w:val="hi_IN" w:bidi="hi_IN"/>
-          </w:rPr>
-          <w:rPr>
-            <w:color w:val="0000EE"/>
-            <w:u w:val="single"/>
-          </w:rPr>
-          <w:t>रूत 4:13–22</w:t>
-        </w:r>
-      </w:hyperlink>
+      <w:r>
+        <w:rPr>
+          <w:lang w:val="hi_IN" w:bidi="hi_IN"/>
+        </w:rPr>
+        <w:t>रूत 4:13–22</w:t>
+      </w:r>
       <w:r>
         <w:rPr>
           <w:lang w:val="hi_IN" w:bidi="hi_IN"/>
         </w:rPr>
         <w:t xml:space="preserve">; </w:t>
       </w:r>
-      <w:hyperlink r:id="rId50">
-        <w:r>
-          <w:rPr>
-            <w:lang w:val="hi_IN" w:bidi="hi_IN"/>
-          </w:rPr>
-          <w:rPr>
-            <w:color w:val="0000EE"/>
-            <w:u w:val="single"/>
-          </w:rPr>
-          <w:t>1 शमूएल 16:1–17:58</w:t>
-        </w:r>
-      </w:hyperlink>
+      <w:r>
+        <w:rPr>
+          <w:lang w:val="hi_IN" w:bidi="hi_IN"/>
+        </w:rPr>
+        <w:t>1 शमूएल 16:1–17:58</w:t>
+      </w:r>
       <w:r>
         <w:rPr>
           <w:lang w:val="hi_IN" w:bidi="hi_IN"/>
         </w:rPr>
         <w:t xml:space="preserve">; </w:t>
       </w:r>
-      <w:hyperlink r:id="rId51">
-        <w:r>
-          <w:rPr>
-            <w:lang w:val="hi_IN" w:bidi="hi_IN"/>
-          </w:rPr>
-          <w:rPr>
-            <w:color w:val="0000EE"/>
-            <w:u w:val="single"/>
-          </w:rPr>
-          <w:t>18:1–27:12</w:t>
-        </w:r>
-      </w:hyperlink>
+      <w:r>
+        <w:rPr>
+          <w:lang w:val="hi_IN" w:bidi="hi_IN"/>
+        </w:rPr>
+        <w:t>18:1–27:12</w:t>
+      </w:r>
       <w:r>
         <w:rPr>
           <w:lang w:val="hi_IN" w:bidi="hi_IN"/>
         </w:rPr>
         <w:t xml:space="preserve">; </w:t>
       </w:r>
-      <w:hyperlink r:id="rId52">
-        <w:r>
-          <w:rPr>
-            <w:lang w:val="hi_IN" w:bidi="hi_IN"/>
-          </w:rPr>
-          <w:rPr>
-            <w:color w:val="0000EE"/>
-            <w:u w:val="single"/>
-          </w:rPr>
-          <w:t>29:1–30:31</w:t>
-        </w:r>
-      </w:hyperlink>
+      <w:r>
+        <w:rPr>
+          <w:lang w:val="hi_IN" w:bidi="hi_IN"/>
+        </w:rPr>
+        <w:t>29:1–30:31</w:t>
+      </w:r>
       <w:r>
         <w:rPr>
           <w:lang w:val="hi_IN" w:bidi="hi_IN"/>
         </w:rPr>
         <w:t xml:space="preserve">; </w:t>
       </w:r>
-      <w:hyperlink r:id="rId53">
-        <w:r>
-          <w:rPr>
-            <w:lang w:val="hi_IN" w:bidi="hi_IN"/>
-          </w:rPr>
-          <w:rPr>
-            <w:color w:val="0000EE"/>
-            <w:u w:val="single"/>
-          </w:rPr>
-          <w:t>2 शमूएल 1:1–24:25</w:t>
-        </w:r>
-      </w:hyperlink>
+      <w:r>
+        <w:rPr>
+          <w:lang w:val="hi_IN" w:bidi="hi_IN"/>
+        </w:rPr>
+        <w:t>2 शमूएल 1:1–24:25</w:t>
+      </w:r>
       <w:r>
         <w:rPr>
           <w:lang w:val="hi_IN" w:bidi="hi_IN"/>
         </w:rPr>
         <w:t xml:space="preserve">; </w:t>
       </w:r>
-      <w:hyperlink r:id="rId54">
-        <w:r>
-          <w:rPr>
-            <w:lang w:val="hi_IN" w:bidi="hi_IN"/>
-          </w:rPr>
-          <w:rPr>
-            <w:color w:val="0000EE"/>
-            <w:u w:val="single"/>
-          </w:rPr>
-          <w:t>1 राजाओं 1:1–2:12</w:t>
-        </w:r>
-      </w:hyperlink>
+      <w:r>
+        <w:rPr>
+          <w:lang w:val="hi_IN" w:bidi="hi_IN"/>
+        </w:rPr>
+        <w:t>1 राजाओं 1:1–2:12</w:t>
+      </w:r>
       <w:r>
         <w:rPr>
           <w:lang w:val="hi_IN" w:bidi="hi_IN"/>
         </w:rPr>
         <w:t xml:space="preserve">; </w:t>
       </w:r>
-      <w:hyperlink r:id="rId55">
-        <w:r>
-          <w:rPr>
-            <w:lang w:val="hi_IN" w:bidi="hi_IN"/>
-          </w:rPr>
-          <w:rPr>
-            <w:color w:val="0000EE"/>
-            <w:u w:val="single"/>
-          </w:rPr>
-          <w:t>1 इतिहास 11:1–29:30</w:t>
-        </w:r>
-      </w:hyperlink>
+      <w:r>
+        <w:rPr>
+          <w:lang w:val="hi_IN" w:bidi="hi_IN"/>
+        </w:rPr>
+        <w:t>1 इतिहास 11:1–29:30</w:t>
+      </w:r>
       <w:r>
         <w:rPr>
           <w:lang w:val="hi_IN" w:bidi="hi_IN"/>
         </w:rPr>
         <w:t xml:space="preserve">; </w:t>
       </w:r>
-      <w:hyperlink r:id="rId56">
-        <w:r>
-          <w:rPr>
-            <w:lang w:val="hi_IN" w:bidi="hi_IN"/>
-          </w:rPr>
-          <w:rPr>
-            <w:color w:val="0000EE"/>
-            <w:u w:val="single"/>
-          </w:rPr>
-          <w:t>भजन संहिता 1–32</w:t>
-        </w:r>
-      </w:hyperlink>
+      <w:r>
+        <w:rPr>
+          <w:lang w:val="hi_IN" w:bidi="hi_IN"/>
+        </w:rPr>
+        <w:t>भजन संहिता 1–32</w:t>
+      </w:r>
       <w:r>
         <w:rPr>
           <w:lang w:val="hi_IN" w:bidi="hi_IN"/>
         </w:rPr>
         <w:t xml:space="preserve">, </w:t>
       </w:r>
-      <w:hyperlink r:id="rId57">
-        <w:r>
-          <w:rPr>
-            <w:lang w:val="hi_IN" w:bidi="hi_IN"/>
-          </w:rPr>
-          <w:rPr>
-            <w:color w:val="0000EE"/>
-            <w:u w:val="single"/>
-          </w:rPr>
-          <w:t>34–41</w:t>
-        </w:r>
-      </w:hyperlink>
+      <w:r>
+        <w:rPr>
+          <w:lang w:val="hi_IN" w:bidi="hi_IN"/>
+        </w:rPr>
+        <w:t>34–41</w:t>
+      </w:r>
       <w:r>
         <w:rPr>
           <w:lang w:val="hi_IN" w:bidi="hi_IN"/>
         </w:rPr>
         <w:t xml:space="preserve">, </w:t>
       </w:r>
-      <w:hyperlink r:id="rId58">
-        <w:r>
-          <w:rPr>
-            <w:lang w:val="hi_IN" w:bidi="hi_IN"/>
-          </w:rPr>
-          <w:rPr>
-            <w:color w:val="0000EE"/>
-            <w:u w:val="single"/>
-          </w:rPr>
-          <w:t>51–71</w:t>
-        </w:r>
-      </w:hyperlink>
+      <w:r>
+        <w:rPr>
+          <w:lang w:val="hi_IN" w:bidi="hi_IN"/>
+        </w:rPr>
+        <w:t>51–71</w:t>
+      </w:r>
       <w:r>
         <w:rPr>
           <w:lang w:val="hi_IN" w:bidi="hi_IN"/>
         </w:rPr>
         <w:t xml:space="preserve">, </w:t>
       </w:r>
-      <w:hyperlink r:id="rId59">
-        <w:r>
-          <w:rPr>
-            <w:lang w:val="hi_IN" w:bidi="hi_IN"/>
-          </w:rPr>
-          <w:rPr>
-            <w:color w:val="0000EE"/>
-            <w:u w:val="single"/>
-          </w:rPr>
-          <w:t>86</w:t>
-        </w:r>
-      </w:hyperlink>
+      <w:r>
+        <w:rPr>
+          <w:lang w:val="hi_IN" w:bidi="hi_IN"/>
+        </w:rPr>
+        <w:t>86</w:t>
+      </w:r>
       <w:r>
         <w:rPr>
           <w:lang w:val="hi_IN" w:bidi="hi_IN"/>
         </w:rPr>
         <w:t xml:space="preserve">, </w:t>
       </w:r>
-      <w:hyperlink r:id="rId60">
-        <w:r>
-          <w:rPr>
-            <w:lang w:val="hi_IN" w:bidi="hi_IN"/>
-          </w:rPr>
-          <w:rPr>
-            <w:color w:val="0000EE"/>
-            <w:u w:val="single"/>
-          </w:rPr>
-          <w:t>91–110</w:t>
-        </w:r>
-      </w:hyperlink>
+      <w:r>
+        <w:rPr>
+          <w:lang w:val="hi_IN" w:bidi="hi_IN"/>
+        </w:rPr>
+        <w:t>91–110</w:t>
+      </w:r>
       <w:r>
         <w:rPr>
           <w:lang w:val="hi_IN" w:bidi="hi_IN"/>
         </w:rPr>
         <w:t xml:space="preserve">, </w:t>
       </w:r>
-      <w:hyperlink r:id="rId61">
-        <w:r>
-          <w:rPr>
-            <w:lang w:val="hi_IN" w:bidi="hi_IN"/>
-          </w:rPr>
-          <w:rPr>
-            <w:color w:val="0000EE"/>
-            <w:u w:val="single"/>
-          </w:rPr>
-          <w:t>122</w:t>
-        </w:r>
-      </w:hyperlink>
+      <w:r>
+        <w:rPr>
+          <w:lang w:val="hi_IN" w:bidi="hi_IN"/>
+        </w:rPr>
+        <w:t>122</w:t>
+      </w:r>
       <w:r>
         <w:rPr>
           <w:lang w:val="hi_IN" w:bidi="hi_IN"/>
         </w:rPr>
         <w:t xml:space="preserve">, </w:t>
       </w:r>
-      <w:hyperlink r:id="rId62">
-        <w:r>
-          <w:rPr>
-            <w:lang w:val="hi_IN" w:bidi="hi_IN"/>
-          </w:rPr>
-          <w:rPr>
-            <w:color w:val="0000EE"/>
-            <w:u w:val="single"/>
-          </w:rPr>
-          <w:t>124</w:t>
-        </w:r>
-      </w:hyperlink>
+      <w:r>
+        <w:rPr>
+          <w:lang w:val="hi_IN" w:bidi="hi_IN"/>
+        </w:rPr>
+        <w:t>124</w:t>
+      </w:r>
       <w:r>
         <w:rPr>
           <w:lang w:val="hi_IN" w:bidi="hi_IN"/>
         </w:rPr>
         <w:t xml:space="preserve">, </w:t>
       </w:r>
-      <w:hyperlink r:id="rId63">
-        <w:r>
-          <w:rPr>
-            <w:lang w:val="hi_IN" w:bidi="hi_IN"/>
-          </w:rPr>
-          <w:rPr>
-            <w:color w:val="0000EE"/>
-            <w:u w:val="single"/>
-          </w:rPr>
-          <w:t>131</w:t>
-        </w:r>
-      </w:hyperlink>
+      <w:r>
+        <w:rPr>
+          <w:lang w:val="hi_IN" w:bidi="hi_IN"/>
+        </w:rPr>
+        <w:t>131</w:t>
+      </w:r>
       <w:r>
         <w:rPr>
           <w:lang w:val="hi_IN" w:bidi="hi_IN"/>
         </w:rPr>
         <w:t xml:space="preserve">, </w:t>
       </w:r>
-      <w:hyperlink r:id="rId64">
-        <w:r>
-          <w:rPr>
-            <w:lang w:val="hi_IN" w:bidi="hi_IN"/>
-          </w:rPr>
-          <w:rPr>
-            <w:color w:val="0000EE"/>
-            <w:u w:val="single"/>
-          </w:rPr>
-          <w:t>133</w:t>
-        </w:r>
-      </w:hyperlink>
+      <w:r>
+        <w:rPr>
+          <w:lang w:val="hi_IN" w:bidi="hi_IN"/>
+        </w:rPr>
+        <w:t>133</w:t>
+      </w:r>
       <w:r>
         <w:rPr>
           <w:lang w:val="hi_IN" w:bidi="hi_IN"/>
         </w:rPr>
         <w:t xml:space="preserve">, </w:t>
       </w:r>
-      <w:hyperlink r:id="rId65">
-        <w:r>
-          <w:rPr>
-            <w:lang w:val="hi_IN" w:bidi="hi_IN"/>
-          </w:rPr>
-          <w:rPr>
-            <w:color w:val="0000EE"/>
-            <w:u w:val="single"/>
-          </w:rPr>
-          <w:t>138–145</w:t>
-        </w:r>
-      </w:hyperlink>
+      <w:r>
+        <w:rPr>
+          <w:lang w:val="hi_IN" w:bidi="hi_IN"/>
+        </w:rPr>
+        <w:t>138–145</w:t>
+      </w:r>
       <w:r>
         <w:rPr>
           <w:lang w:val="hi_IN" w:bidi="hi_IN"/>
         </w:rPr>
         <w:t xml:space="preserve">; </w:t>
       </w:r>
-      <w:hyperlink r:id="rId36">
-        <w:r>
-          <w:rPr>
-            <w:lang w:val="hi_IN" w:bidi="hi_IN"/>
-          </w:rPr>
-          <w:rPr>
-            <w:color w:val="0000EE"/>
-            <w:u w:val="single"/>
-          </w:rPr>
-          <w:t>मत्ती 1:1</w:t>
-        </w:r>
-      </w:hyperlink>
+      <w:r>
+        <w:rPr>
+          <w:lang w:val="hi_IN" w:bidi="hi_IN"/>
+        </w:rPr>
+        <w:t>मत्ती 1:1</w:t>
+      </w:r>
       <w:r>
         <w:rPr>
           <w:lang w:val="hi_IN" w:bidi="hi_IN"/>
         </w:rPr>
         <w:t xml:space="preserve">; </w:t>
       </w:r>
-      <w:hyperlink r:id="rId37">
-        <w:r>
-          <w:rPr>
-            <w:lang w:val="hi_IN" w:bidi="hi_IN"/>
-          </w:rPr>
-          <w:rPr>
-            <w:color w:val="0000EE"/>
-            <w:u w:val="single"/>
-          </w:rPr>
-          <w:t>9:27</w:t>
-        </w:r>
-      </w:hyperlink>
+      <w:r>
+        <w:rPr>
+          <w:lang w:val="hi_IN" w:bidi="hi_IN"/>
+        </w:rPr>
+        <w:t>9:27</w:t>
+      </w:r>
       <w:r>
         <w:rPr>
           <w:lang w:val="hi_IN" w:bidi="hi_IN"/>
         </w:rPr>
         <w:t xml:space="preserve">; </w:t>
       </w:r>
-      <w:hyperlink r:id="rId66">
-        <w:r>
-          <w:rPr>
-            <w:lang w:val="hi_IN" w:bidi="hi_IN"/>
-          </w:rPr>
-          <w:rPr>
-            <w:color w:val="0000EE"/>
-            <w:u w:val="single"/>
-          </w:rPr>
-          <w:t>22:41–46</w:t>
-        </w:r>
-      </w:hyperlink>
+      <w:r>
+        <w:rPr>
+          <w:lang w:val="hi_IN" w:bidi="hi_IN"/>
+        </w:rPr>
+        <w:t>22:41–46</w:t>
+      </w:r>
       <w:r>
         <w:rPr>
           <w:lang w:val="hi_IN" w:bidi="hi_IN"/>
         </w:rPr>
         <w:t xml:space="preserve">; </w:t>
       </w:r>
-      <w:hyperlink r:id="rId41">
-        <w:r>
-          <w:rPr>
-            <w:lang w:val="hi_IN" w:bidi="hi_IN"/>
-          </w:rPr>
-          <w:rPr>
-            <w:color w:val="0000EE"/>
-            <w:u w:val="single"/>
-          </w:rPr>
-          <w:t>मरकुस 12:35–37</w:t>
-        </w:r>
-      </w:hyperlink>
+      <w:r>
+        <w:rPr>
+          <w:lang w:val="hi_IN" w:bidi="hi_IN"/>
+        </w:rPr>
+        <w:t>मरकुस 12:35–37</w:t>
+      </w:r>
       <w:r>
         <w:rPr>
           <w:lang w:val="hi_IN" w:bidi="hi_IN"/>
         </w:rPr>
         <w:t xml:space="preserve">; </w:t>
       </w:r>
-      <w:hyperlink r:id="rId43">
-        <w:r>
-          <w:rPr>
-            <w:lang w:val="hi_IN" w:bidi="hi_IN"/>
-          </w:rPr>
-          <w:rPr>
-            <w:color w:val="0000EE"/>
-            <w:u w:val="single"/>
-          </w:rPr>
-          <w:t>लूका 20:41–44</w:t>
-        </w:r>
-      </w:hyperlink>
+      <w:r>
+        <w:rPr>
+          <w:lang w:val="hi_IN" w:bidi="hi_IN"/>
+        </w:rPr>
+        <w:t>लूका 20:41–44</w:t>
+      </w:r>
       <w:r>
         <w:rPr>
           <w:lang w:val="hi_IN" w:bidi="hi_IN"/>
         </w:rPr>
         <w:t xml:space="preserve">; </w:t>
       </w:r>
-      <w:hyperlink r:id="rId67">
-        <w:r>
-          <w:rPr>
-            <w:lang w:val="hi_IN" w:bidi="hi_IN"/>
-          </w:rPr>
-          <w:rPr>
-            <w:color w:val="0000EE"/>
-            <w:u w:val="single"/>
-          </w:rPr>
-          <w:t>यूहन्ना 7:40–44</w:t>
-        </w:r>
-      </w:hyperlink>
+      <w:r>
+        <w:rPr>
+          <w:lang w:val="hi_IN" w:bidi="hi_IN"/>
+        </w:rPr>
+        <w:t>यूहन्ना 7:40–44</w:t>
+      </w:r>
       <w:r>
         <w:rPr>
           <w:lang w:val="hi_IN" w:bidi="hi_IN"/>
         </w:rPr>
         <w:t xml:space="preserve">; </w:t>
       </w:r>
-      <w:hyperlink r:id="rId68">
-        <w:r>
-          <w:rPr>
-            <w:lang w:val="hi_IN" w:bidi="hi_IN"/>
-          </w:rPr>
-          <w:rPr>
-            <w:color w:val="0000EE"/>
-            <w:u w:val="single"/>
-          </w:rPr>
-          <w:t>प्रेरितों के काम 2:22–37</w:t>
-        </w:r>
-      </w:hyperlink>
+      <w:r>
+        <w:rPr>
+          <w:lang w:val="hi_IN" w:bidi="hi_IN"/>
+        </w:rPr>
+        <w:t>प्रेरितों के काम 2:22–37</w:t>
+      </w:r>
       <w:r>
         <w:rPr>
           <w:lang w:val="hi_IN" w:bidi="hi_IN"/>
         </w:rPr>
         <w:t xml:space="preserve">; </w:t>
       </w:r>
-      <w:hyperlink r:id="rId69">
-        <w:r>
-          <w:rPr>
-            <w:lang w:val="hi_IN" w:bidi="hi_IN"/>
-          </w:rPr>
-          <w:rPr>
-            <w:color w:val="0000EE"/>
-            <w:u w:val="single"/>
-          </w:rPr>
-          <w:t>13:20–43</w:t>
-        </w:r>
-      </w:hyperlink>
+      <w:r>
+        <w:rPr>
+          <w:lang w:val="hi_IN" w:bidi="hi_IN"/>
+        </w:rPr>
+        <w:t>13:20–43</w:t>
+      </w:r>
       <w:r>
         <w:rPr>
           <w:lang w:val="hi_IN" w:bidi="hi_IN"/>
         </w:rPr>
         <w:t xml:space="preserve">; </w:t>
       </w:r>
-      <w:hyperlink r:id="rId70">
-        <w:r>
-          <w:rPr>
-            <w:lang w:val="hi_IN" w:bidi="hi_IN"/>
-          </w:rPr>
-          <w:rPr>
-            <w:color w:val="0000EE"/>
-            <w:u w:val="single"/>
-          </w:rPr>
-          <w:t>रोमियों 1:3</w:t>
-        </w:r>
-      </w:hyperlink>
+      <w:r>
+        <w:rPr>
+          <w:lang w:val="hi_IN" w:bidi="hi_IN"/>
+        </w:rPr>
+        <w:t>रोमियों 1:3</w:t>
+      </w:r>
       <w:r>
         <w:rPr>
           <w:lang w:val="hi_IN" w:bidi="hi_IN"/>
         </w:rPr>
         <w:t xml:space="preserve">; </w:t>
       </w:r>
-      <w:hyperlink r:id="rId46">
-        <w:r>
-          <w:rPr>
-            <w:lang w:val="hi_IN" w:bidi="hi_IN"/>
-          </w:rPr>
-          <w:rPr>
-            <w:color w:val="0000EE"/>
-            <w:u w:val="single"/>
-          </w:rPr>
-          <w:t>प्रकाशितवाक्य 22:16</w:t>
-        </w:r>
-      </w:hyperlink>
+      <w:r>
+        <w:rPr>
+          <w:lang w:val="hi_IN" w:bidi="hi_IN"/>
+        </w:rPr>
+        <w:t>प्रकाशितवाक्य 22:16</w:t>
+      </w:r>
       <w:r>
         <w:rPr>
           <w:lang w:val="hi_IN" w:bidi="hi_IN"/>
@@ -1707,18 +1323,12 @@
         </w:rPr>
         <w:t>जब बाबेली सेना ने पहली बार 605 ई.पू. में यरूशलेम पर हमला किया था तब दानिय्येल यहूदा के शाही परिवार से थे (</w:t>
       </w:r>
-      <w:hyperlink r:id="rId71">
-        <w:r>
-          <w:rPr>
-            <w:lang w:val="hi_IN" w:bidi="hi_IN"/>
-          </w:rPr>
-          <w:rPr>
-            <w:color w:val="0000EE"/>
-            <w:u w:val="single"/>
-          </w:rPr>
-          <w:t>दानि 1:3</w:t>
-        </w:r>
-      </w:hyperlink>
+      <w:r>
+        <w:rPr>
+          <w:lang w:val="hi_IN" w:bidi="hi_IN"/>
+        </w:rPr>
+        <w:t>दानि 1:3</w:t>
+      </w:r>
       <w:r>
         <w:rPr>
           <w:lang w:val="hi_IN" w:bidi="hi_IN"/>
@@ -1739,72 +1349,48 @@
         </w:rPr>
         <w:t xml:space="preserve">दानिय्येल ने लगभग सत्तर वर्षों तक दरबार में सेवा की (देखें </w:t>
       </w:r>
-      <w:hyperlink r:id="rId72">
-        <w:r>
-          <w:rPr>
-            <w:lang w:val="hi_IN" w:bidi="hi_IN"/>
-          </w:rPr>
-          <w:rPr>
-            <w:color w:val="0000EE"/>
-            <w:u w:val="single"/>
-          </w:rPr>
-          <w:t>दानि 1:21</w:t>
-        </w:r>
-      </w:hyperlink>
+      <w:r>
+        <w:rPr>
+          <w:lang w:val="hi_IN" w:bidi="hi_IN"/>
+        </w:rPr>
+        <w:t>दानि 1:21</w:t>
+      </w:r>
       <w:r>
         <w:rPr>
           <w:lang w:val="hi_IN" w:bidi="hi_IN"/>
         </w:rPr>
         <w:t>)। उन्होंने शीघ्र ही अपनी बुद्धिमत्ता और परमेश्वर के प्रति पूर्ण निष्ठा के लिए प्रसिद्धि प्राप्त की। जब नबूकदनेस्सर ने एक परेशान करने वाला सपना देखा, तो परमेश्वर ने उसका अर्थ दानिय्येल को बताया, जिन्होंने इसे राजा को समझाया (</w:t>
       </w:r>
-      <w:hyperlink r:id="rId73">
-        <w:r>
-          <w:rPr>
-            <w:lang w:val="hi_IN" w:bidi="hi_IN"/>
-          </w:rPr>
-          <w:rPr>
-            <w:color w:val="0000EE"/>
-            <w:u w:val="single"/>
-          </w:rPr>
-          <w:t>दानि 2</w:t>
-        </w:r>
-      </w:hyperlink>
+      <w:r>
+        <w:rPr>
+          <w:lang w:val="hi_IN" w:bidi="hi_IN"/>
+        </w:rPr>
+        <w:t>दानि 2</w:t>
+      </w:r>
       <w:r>
         <w:rPr>
           <w:lang w:val="hi_IN" w:bidi="hi_IN"/>
         </w:rPr>
         <w:t>)। बाद में, दानिय्येल ने राजा के गर्व के बारे में दूसरा सपना भी समझाया (</w:t>
       </w:r>
-      <w:hyperlink r:id="rId74">
-        <w:r>
-          <w:rPr>
-            <w:lang w:val="hi_IN" w:bidi="hi_IN"/>
-          </w:rPr>
-          <w:rPr>
-            <w:color w:val="0000EE"/>
-            <w:u w:val="single"/>
-          </w:rPr>
-          <w:t>दानि 4</w:t>
-        </w:r>
-      </w:hyperlink>
+      <w:r>
+        <w:rPr>
+          <w:lang w:val="hi_IN" w:bidi="hi_IN"/>
+        </w:rPr>
+        <w:t>दानि 4</w:t>
+      </w:r>
       <w:r>
         <w:rPr>
           <w:lang w:val="hi_IN" w:bidi="hi_IN"/>
         </w:rPr>
         <w:t>)। दानिय्येल ने नबूकदनेस्सर से पश्चाताप करने का आग्रह किया, लेकिन उसने ऐसा नहीं किया। परिणामस्वरूप, नबूकदनेस्सर अस्थायी रूप से अपनी बुद्धि खो बैठा था (</w:t>
       </w:r>
-      <w:hyperlink r:id="rId75">
-        <w:r>
-          <w:rPr>
-            <w:lang w:val="hi_IN" w:bidi="hi_IN"/>
-          </w:rPr>
-          <w:rPr>
-            <w:color w:val="0000EE"/>
-            <w:u w:val="single"/>
-          </w:rPr>
-          <w:t>दानि 4:28–37</w:t>
-        </w:r>
-      </w:hyperlink>
+      <w:r>
+        <w:rPr>
+          <w:lang w:val="hi_IN" w:bidi="hi_IN"/>
+        </w:rPr>
+        <w:t>दानि 4:28–37</w:t>
+      </w:r>
       <w:r>
         <w:rPr>
           <w:lang w:val="hi_IN" w:bidi="hi_IN"/>
@@ -1851,18 +1437,12 @@
         </w:rPr>
         <w:t>" शब्द लिखे। दानिय्येल ने इन शब्दों की व्याख्या बेबीलोन के आसन्न अन्त के संकेत के रूप में की। उसी रात, फारसियों ने राजधानी पर कब्जा कर लिया और बेलशस्सर को मार डाला (</w:t>
       </w:r>
-      <w:hyperlink r:id="rId76">
-        <w:r>
-          <w:rPr>
-            <w:lang w:val="hi_IN" w:bidi="hi_IN"/>
-          </w:rPr>
-          <w:rPr>
-            <w:color w:val="0000EE"/>
-            <w:u w:val="single"/>
-          </w:rPr>
-          <w:t>दानि 5:1–31</w:t>
-        </w:r>
-      </w:hyperlink>
+      <w:r>
+        <w:rPr>
+          <w:lang w:val="hi_IN" w:bidi="hi_IN"/>
+        </w:rPr>
+        <w:t>दानि 5:1–31</w:t>
+      </w:r>
       <w:r>
         <w:rPr>
           <w:lang w:val="hi_IN" w:bidi="hi_IN"/>
@@ -1883,72 +1463,48 @@
         </w:rPr>
         <w:t>539 ई.पू. में, मादी दारा के शासनकाल में, दानिय्येल राज्य के एक प्रशासक (अध्यक्ष) नियुक्त किए गए (</w:t>
       </w:r>
-      <w:hyperlink r:id="rId77">
-        <w:r>
-          <w:rPr>
-            <w:lang w:val="hi_IN" w:bidi="hi_IN"/>
-          </w:rPr>
-          <w:rPr>
-            <w:color w:val="0000EE"/>
-            <w:u w:val="single"/>
-          </w:rPr>
-          <w:t>दानि 6:2</w:t>
-        </w:r>
-      </w:hyperlink>
+      <w:r>
+        <w:rPr>
+          <w:lang w:val="hi_IN" w:bidi="hi_IN"/>
+        </w:rPr>
+        <w:t>दानि 6:2</w:t>
+      </w:r>
       <w:r>
         <w:rPr>
           <w:lang w:val="hi_IN" w:bidi="hi_IN"/>
         </w:rPr>
         <w:t>)। दानिय्येल के कुशल प्रबन्धन ने उनके राजनीतिक विरोधियों को नाराज कर दिया। उन्होंने दारा को एक आदेश जारी करने के लिए मना लिया, जिसमें राजा के अलावा किसी अन्य की आराधना पर प्रतिबन्ध लगा दिया गया, और आज्ञा उल्लंघन पर दण्ड के रूप में शेरों की गुफा में फेंकने की सजा निर्धारित की गई। अपनी धार्मिक मान्यताओं को बनाए रखने के लिए, दानिय्येल ने कानून का उल्लंघन किया, लेकिन वह चमत्कारिक रूप से शेरों से बच गए। इसके बाद, वह अपनी स्थिति में पुनः स्थापित किए गए (</w:t>
       </w:r>
-      <w:hyperlink r:id="rId78">
-        <w:r>
-          <w:rPr>
-            <w:lang w:val="hi_IN" w:bidi="hi_IN"/>
-          </w:rPr>
-          <w:rPr>
-            <w:color w:val="0000EE"/>
-            <w:u w:val="single"/>
-          </w:rPr>
-          <w:t>दानि 6:17–28</w:t>
-        </w:r>
-      </w:hyperlink>
+      <w:r>
+        <w:rPr>
+          <w:lang w:val="hi_IN" w:bidi="hi_IN"/>
+        </w:rPr>
+        <w:t>दानि 6:17–28</w:t>
+      </w:r>
       <w:r>
         <w:rPr>
           <w:lang w:val="hi_IN" w:bidi="hi_IN"/>
         </w:rPr>
         <w:t>)। दानिय्येल के बाद के दर्शन इसी समय के आसपास के हैं (</w:t>
       </w:r>
-      <w:hyperlink r:id="rId79">
-        <w:r>
-          <w:rPr>
-            <w:lang w:val="hi_IN" w:bidi="hi_IN"/>
-          </w:rPr>
-          <w:rPr>
-            <w:color w:val="0000EE"/>
-            <w:u w:val="single"/>
-          </w:rPr>
-          <w:t>दानि 10:1</w:t>
-        </w:r>
-      </w:hyperlink>
+      <w:r>
+        <w:rPr>
+          <w:lang w:val="hi_IN" w:bidi="hi_IN"/>
+        </w:rPr>
+        <w:t>दानि 10:1</w:t>
+      </w:r>
       <w:r>
         <w:rPr>
           <w:lang w:val="hi_IN" w:bidi="hi_IN"/>
         </w:rPr>
         <w:t xml:space="preserve">, </w:t>
       </w:r>
-      <w:hyperlink r:id="rId80">
-        <w:r>
-          <w:rPr>
-            <w:lang w:val="hi_IN" w:bidi="hi_IN"/>
-          </w:rPr>
-          <w:rPr>
-            <w:color w:val="0000EE"/>
-            <w:u w:val="single"/>
-          </w:rPr>
-          <w:t>4</w:t>
-        </w:r>
-      </w:hyperlink>
+      <w:r>
+        <w:rPr>
+          <w:lang w:val="hi_IN" w:bidi="hi_IN"/>
+        </w:rPr>
+        <w:t>4</w:t>
+      </w:r>
       <w:r>
         <w:rPr>
           <w:lang w:val="hi_IN" w:bidi="hi_IN"/>
@@ -1969,108 +1525,72 @@
         </w:rPr>
         <w:t xml:space="preserve">दानिय्येल की भविष्यद्वाणियाँ विस्तार से समझने में कठिन हो सकती हैं, लेकिन उनका संदेश स्पष्ट है: दुष्ट शक्तियाँ वर्तमान में सत्ता में हैं, लेकिन परमेश्वर सब कुछ नियन्त्रित करते हैं और अपने लोगों को बचाएंगे। यीशु और नए नियम के लेखक दानिय्येल का उल्लेख करते थे, अक्सर अन्त समय के बारे में चर्चा करते समय उनकी छवियों का उपयोग करते थे (उदाहरण के लिए, तुलना करें </w:t>
       </w:r>
-      <w:hyperlink r:id="rId81">
-        <w:r>
-          <w:rPr>
-            <w:lang w:val="hi_IN" w:bidi="hi_IN"/>
-          </w:rPr>
-          <w:rPr>
-            <w:color w:val="0000EE"/>
-            <w:u w:val="single"/>
-          </w:rPr>
-          <w:t>दानि 7:1–9</w:t>
-        </w:r>
-      </w:hyperlink>
+      <w:r>
+        <w:rPr>
+          <w:lang w:val="hi_IN" w:bidi="hi_IN"/>
+        </w:rPr>
+        <w:t>दानि 7:1–9</w:t>
+      </w:r>
       <w:r>
         <w:rPr>
           <w:lang w:val="hi_IN" w:bidi="hi_IN"/>
         </w:rPr>
         <w:t xml:space="preserve"> और </w:t>
       </w:r>
-      <w:hyperlink r:id="rId82">
-        <w:r>
-          <w:rPr>
-            <w:lang w:val="hi_IN" w:bidi="hi_IN"/>
-          </w:rPr>
-          <w:rPr>
-            <w:color w:val="0000EE"/>
-            <w:u w:val="single"/>
-          </w:rPr>
-          <w:t>प्रका 13:1–10</w:t>
-        </w:r>
-      </w:hyperlink>
+      <w:r>
+        <w:rPr>
+          <w:lang w:val="hi_IN" w:bidi="hi_IN"/>
+        </w:rPr>
+        <w:t>प्रका 13:1–10</w:t>
+      </w:r>
       <w:r>
         <w:rPr>
           <w:lang w:val="hi_IN" w:bidi="hi_IN"/>
         </w:rPr>
         <w:t xml:space="preserve">; </w:t>
       </w:r>
-      <w:hyperlink r:id="rId83">
-        <w:r>
-          <w:rPr>
-            <w:lang w:val="hi_IN" w:bidi="hi_IN"/>
-          </w:rPr>
-          <w:rPr>
-            <w:color w:val="0000EE"/>
-            <w:u w:val="single"/>
-          </w:rPr>
-          <w:t>दानि 7:13</w:t>
-        </w:r>
-      </w:hyperlink>
+      <w:r>
+        <w:rPr>
+          <w:lang w:val="hi_IN" w:bidi="hi_IN"/>
+        </w:rPr>
+        <w:t>दानि 7:13</w:t>
+      </w:r>
       <w:r>
         <w:rPr>
           <w:lang w:val="hi_IN" w:bidi="hi_IN"/>
         </w:rPr>
         <w:t xml:space="preserve"> और </w:t>
       </w:r>
-      <w:hyperlink r:id="rId84">
-        <w:r>
-          <w:rPr>
-            <w:lang w:val="hi_IN" w:bidi="hi_IN"/>
-          </w:rPr>
-          <w:rPr>
-            <w:color w:val="0000EE"/>
-            <w:u w:val="single"/>
-          </w:rPr>
-          <w:t>प्रका 1:7</w:t>
-        </w:r>
-      </w:hyperlink>
+      <w:r>
+        <w:rPr>
+          <w:lang w:val="hi_IN" w:bidi="hi_IN"/>
+        </w:rPr>
+        <w:t>प्रका 1:7</w:t>
+      </w:r>
       <w:r>
         <w:rPr>
           <w:lang w:val="hi_IN" w:bidi="hi_IN"/>
         </w:rPr>
         <w:t xml:space="preserve">; </w:t>
       </w:r>
-      <w:hyperlink r:id="rId85">
-        <w:r>
-          <w:rPr>
-            <w:lang w:val="hi_IN" w:bidi="hi_IN"/>
-          </w:rPr>
-          <w:rPr>
-            <w:color w:val="0000EE"/>
-            <w:u w:val="single"/>
-          </w:rPr>
-          <w:t>दानि 9:27</w:t>
-        </w:r>
-      </w:hyperlink>
+      <w:r>
+        <w:rPr>
+          <w:lang w:val="hi_IN" w:bidi="hi_IN"/>
+        </w:rPr>
+        <w:t>दानि 9:27</w:t>
+      </w:r>
       <w:r>
         <w:rPr>
           <w:lang w:val="hi_IN" w:bidi="hi_IN"/>
         </w:rPr>
         <w:t xml:space="preserve"> और </w:t>
       </w:r>
-      <w:hyperlink r:id="rId86">
-        <w:r>
-          <w:rPr>
-            <w:lang w:val="hi_IN" w:bidi="hi_IN"/>
-          </w:rPr>
-          <w:rPr>
-            <w:color w:val="0000EE"/>
-            <w:u w:val="single"/>
-          </w:rPr>
-          <w:t>मत्ती 24:15</w:t>
-        </w:r>
-      </w:hyperlink>
+      <w:r>
+        <w:rPr>
+          <w:lang w:val="hi_IN" w:bidi="hi_IN"/>
+        </w:rPr>
+        <w:t>मत्ती 24:15</w:t>
+      </w:r>
       <w:r>
         <w:rPr>
           <w:lang w:val="hi_IN" w:bidi="hi_IN"/>
@@ -2100,90 +1620,60 @@
           <w:lang w:val="hi_IN" w:bidi="hi_IN"/>
         </w:rPr>
       </w:r>
-      <w:hyperlink r:id="rId87">
-        <w:r>
-          <w:rPr>
-            <w:lang w:val="hi_IN" w:bidi="hi_IN"/>
-          </w:rPr>
-          <w:rPr>
-            <w:color w:val="0000EE"/>
-            <w:u w:val="single"/>
-          </w:rPr>
-          <w:t>यहेजकेल 14:14</w:t>
-        </w:r>
-      </w:hyperlink>
+      <w:r>
+        <w:rPr>
+          <w:lang w:val="hi_IN" w:bidi="hi_IN"/>
+        </w:rPr>
+        <w:t>यहेजकेल 14:14</w:t>
+      </w:r>
       <w:r>
         <w:rPr>
           <w:lang w:val="hi_IN" w:bidi="hi_IN"/>
         </w:rPr>
         <w:t xml:space="preserve">, </w:t>
       </w:r>
-      <w:hyperlink r:id="rId88">
-        <w:r>
-          <w:rPr>
-            <w:lang w:val="hi_IN" w:bidi="hi_IN"/>
-          </w:rPr>
-          <w:rPr>
-            <w:color w:val="0000EE"/>
-            <w:u w:val="single"/>
-          </w:rPr>
-          <w:t>20</w:t>
-        </w:r>
-      </w:hyperlink>
+      <w:r>
+        <w:rPr>
+          <w:lang w:val="hi_IN" w:bidi="hi_IN"/>
+        </w:rPr>
+        <w:t>20</w:t>
+      </w:r>
       <w:r>
         <w:rPr>
           <w:lang w:val="hi_IN" w:bidi="hi_IN"/>
         </w:rPr>
         <w:t xml:space="preserve">; </w:t>
       </w:r>
-      <w:hyperlink r:id="rId89">
-        <w:r>
-          <w:rPr>
-            <w:lang w:val="hi_IN" w:bidi="hi_IN"/>
-          </w:rPr>
-          <w:rPr>
-            <w:color w:val="0000EE"/>
-            <w:u w:val="single"/>
-          </w:rPr>
-          <w:t>28:3</w:t>
-        </w:r>
-      </w:hyperlink>
+      <w:r>
+        <w:rPr>
+          <w:lang w:val="hi_IN" w:bidi="hi_IN"/>
+        </w:rPr>
+        <w:t>28:3</w:t>
+      </w:r>
       <w:r>
         <w:rPr>
           <w:lang w:val="hi_IN" w:bidi="hi_IN"/>
         </w:rPr>
         <w:t xml:space="preserve">; </w:t>
       </w:r>
-      <w:hyperlink r:id="rId90">
-        <w:r>
-          <w:rPr>
-            <w:lang w:val="hi_IN" w:bidi="hi_IN"/>
-          </w:rPr>
-          <w:rPr>
-            <w:color w:val="0000EE"/>
-            <w:u w:val="single"/>
-          </w:rPr>
-          <w:t>दानिय्येल 1:1–12:13</w:t>
-        </w:r>
-      </w:hyperlink>
+      <w:r>
+        <w:rPr>
+          <w:lang w:val="hi_IN" w:bidi="hi_IN"/>
+        </w:rPr>
+        <w:t>दानिय्येल 1:1–12:13</w:t>
+      </w:r>
       <w:r>
         <w:rPr>
           <w:lang w:val="hi_IN" w:bidi="hi_IN"/>
         </w:rPr>
         <w:t xml:space="preserve">; </w:t>
       </w:r>
-      <w:hyperlink r:id="rId86">
-        <w:r>
-          <w:rPr>
-            <w:lang w:val="hi_IN" w:bidi="hi_IN"/>
-          </w:rPr>
-          <w:rPr>
-            <w:color w:val="0000EE"/>
-            <w:u w:val="single"/>
-          </w:rPr>
-          <w:t>मत्ती 24:15</w:t>
-        </w:r>
-      </w:hyperlink>
+      <w:r>
+        <w:rPr>
+          <w:lang w:val="hi_IN" w:bidi="hi_IN"/>
+        </w:rPr>
+        <w:t>मत्ती 24:15</w:t>
+      </w:r>
       <w:r>
         <w:rPr>
           <w:lang w:val="hi_IN" w:bidi="hi_IN"/>
